--- a/requirements.docx
+++ b/requirements.docx
@@ -487,7 +487,7 @@
           <w:szCs w:val="20"/>
           <w:rtl w:val="0"/>
         </w:rPr>
-        <w:t xml:space="preserve">Database: PostgreSQL</w:t>
+        <w:t xml:space="preserve">Database: MySql</w:t>
       </w:r>
     </w:p>
     <w:p>
